--- a/fra/docx/64.content.docx
+++ b/fra/docx/64.content.docx
@@ -235,7 +235,7 @@
         <w:rPr>
           <w:lang w:val="fr_FR" w:bidi="fr_FR"/>
         </w:rPr>
-        <w:t xml:space="preserve"> Bien-aimé, je souhaite que</w:t>
+        <w:t xml:space="preserve"> Bien-aimé, je souhaite que tu réussisses en toutes choses et que tu sois en bonne santé, tout comme ton âme s’épanouit.</w:t>
       </w:r>
     </w:p>
     <w:p>
@@ -256,7 +256,7 @@
         <w:rPr>
           <w:lang w:val="fr_FR" w:bidi="fr_FR"/>
         </w:rPr>
-        <w:t xml:space="preserve"> tu réussisses en toutes choses et que tu sois en bonne santé, tout comme ton âme s’épanouit. J’ai été très heureux quand des frères sont arrivés et qu’ils ont témoigné de la vérité qui est en toi, de la manière dont toi, tu marches dans la vérité.</w:t>
+        <w:t xml:space="preserve"> J’ai été très heureux quand des frères sont arrivés et qu’ils ont témoigné de la vérité qui est en toi, de la manière dont toi, tu marches dans la vérité.</w:t>
       </w:r>
     </w:p>
     <w:p>
@@ -466,7 +466,7 @@
         <w:rPr>
           <w:lang w:val="fr_FR" w:bidi="fr_FR"/>
         </w:rPr>
-        <w:t xml:space="preserve"> J’aurais beaucoup de choses à</w:t>
+        <w:t xml:space="preserve"> J’aurais beaucoup de choses à t’écrire, mais je ne veux pas le faire en t’écrivant une lettre.</w:t>
       </w:r>
     </w:p>
     <w:p>
@@ -487,7 +487,7 @@
         <w:rPr>
           <w:lang w:val="fr_FR" w:bidi="fr_FR"/>
         </w:rPr>
-        <w:t xml:space="preserve"> t’écrire, mais je ne veux pas le faire en t’écrivant une lettre. J’espère te voir bientôt, et nous parlerons face à face.</w:t>
+        <w:t xml:space="preserve"> J’espère te voir bientôt, et nous parlerons face à face.</w:t>
       </w:r>
     </w:p>
     <w:p>
